--- a/templates/pretenzii/44_аук_единовр_пост_решение.docx
+++ b/templates/pretenzii/44_аук_единовр_пост_решение.docx
@@ -291,7 +291,7 @@
           <w:szCs w:val="28"/>
         </w:rPr>
         <w:tab/>
-        <w:t>______________/М.В. Антипова/</w:t>
+        <w:t>______________/{подписант_фио}/</w:t>
       </w:r>
     </w:p>
     <w:sectPr>
